--- a/example_articles/occupations/Other/1.occupations_Other_New_York_Times.docx
+++ b/example_articles/occupations/Other/1.occupations_Other_New_York_Times.docx
@@ -27,17 +27,17 @@
     </w:p>
     <w:p>
       <w:r>
-        <w:t>Source File: NYT/29.DOCX</w:t>
+        <w:t>Source file: NYT/29.DOCX</w:t>
       </w:r>
     </w:p>
     <w:p>
       <w:r>
-        <w:t>Raw locations result: ['New York']</w:t>
+        <w:t>Raw occupations result, 'occupations': ['Other']</w:t>
       </w:r>
     </w:p>
     <w:p>
       <w:r>
-        <w:t>occupations_stand_flat (Standardized): Other</w:t>
+        <w:t>Standardized occupations result, 'occupations_stand_flat': Other</w:t>
       </w:r>
     </w:p>
     <w:p>

--- a/example_articles/occupations/Other/1.occupations_Other_New_York_Times.docx
+++ b/example_articles/occupations/Other/1.occupations_Other_New_York_Times.docx
@@ -7,7 +7,7 @@
         <w:pStyle w:val="Heading1"/>
       </w:pPr>
       <w:r>
-        <w:t>The Myth of Classnessness</w:t>
+        <w:t>Public TV Is Seeking To Centralize Programs</w:t>
       </w:r>
     </w:p>
     <w:p>
@@ -17,12 +17,12 @@
     </w:p>
     <w:p>
       <w:r>
-        <w:t>Date: 1990-10-10</w:t>
+        <w:t>Date: 1990-06-21</w:t>
       </w:r>
     </w:p>
     <w:p>
       <w:r>
-        <w:t>Section: Section A; Page 23, Column 1; Editorial Desk; Op-Ed</w:t>
+        <w:t>Section: Section C; Page 22, Column 5; Cultural Desk</w:t>
       </w:r>
     </w:p>
     <w:p>
@@ -32,7 +32,7 @@
     </w:p>
     <w:p>
       <w:r>
-        <w:t>Raw occupations result, 'occupations': ['Other']</w:t>
+        <w:t>Raw occupations result, 'occupations': ['Other: workers (general, unspecified)']</w:t>
       </w:r>
     </w:p>
     <w:p>
@@ -49,37 +49,57 @@
     </w:p>
     <w:p>
       <w:r>
-        <w:t>This country is in shackles, its thought, character and public policy locked in distortion and lies. The deceit stands at the root of Federal and state budgetary chaos and corrodes every aspect of national life. It causes the chief executive to expatiate on the defense of ''our life style'' - our life style - as though the way of life of the privileged were universal. And that obliviousness is but a minor symptom of a vast, country-wide self- deception.</w:t>
+        <w:t>Public television, historically a dense tangle of competing bureaucracies, unveiled a sleek look for the 1990's during a meeting of station and programming executives this week in Dallas.</w:t>
         <w:br/>
-        <w:t>Several hallowed concepts - independence, individualism, choice -are woven into the web of illusion and self-deception. But presiding over the whole is the icon of classlessness.</w:t>
+        <w:t>Most applauded the plan, which would abolish much of the bureaucracy and place nearly all programming decisions in the hands of a chief programming executive. But some questioned whether the proposed changes presaged a true reordering of public television's priorities or were merely cosmetic.</w:t>
         <w:br/>
-        <w:t>George Bush asserts that class is ''for European democracies or something else - it isn't for the United States of America. We are not going to be divided by class.'' The forces behind this icon of classlessness range from the media to the national experience of public education.</w:t>
+        <w:t>The answer rests with Jennifer Lawson, who became executive vice president for programming and promotional services at the Public Broadcasting Service in November. The newly created position made her the most powerful programming executive in the 23-year history of public television.</w:t>
         <w:br/>
-        <w:t>The myth of classlessness has a history, of course. Caught up in that history, the Framers of the Constitution refused to impose land and property qualifications for Federal office; and 8 out of 10 Americans, in the Depression, claimed to be middle class. In our time, the myth not only lives deep in people's our nerves, but exerts an ever more destructive influence on public policy.</w:t>
+        <w:t>In the past, stations have paid for programs collectively but have scheduled them independently. Under the proposed plan, which still needs to be ratified by the 330 public-television affiliates, Ms. Lawson would be responsible for creating and promoting a national program schedule.</w:t>
         <w:br/>
-        <w:t>The myth is in tens of thousands of hours of sitcoms watched by tens of millions, young and old. On ''The Cosby Show,'' black Princeton grads win admission to the law and medical schools of their choice - then chuck it all, preferring to start at the bottom as busboys and waitresses.</w:t>
+        <w:t xml:space="preserve"> </w:t>
         <w:br/>
-        <w:t>On ''Designing Women,'' elegant, expensively coiffed Southern businesswomen talk for a second or two with striking curtain factory employees and at once become partisans of the strike: ''We are all labor!'' the ladies cry. In the Harvard alumni magazine, a recent graduate genially avers that ''we're all working class.''</w:t>
+        <w:t>With $100 Million</w:t>
         <w:br/>
-        <w:t>And the myth directly affects the distribution of privileges, bounties and hazards in every sector of life.</w:t>
+        <w:t>She would be helped by a program committee whose 17 members include station and program executives. The plan would also place at Ms. Lawson's disposal $100 million in program funds, some of which would come from the Corporation for Public Broadcasting.</w:t>
         <w:br/>
-        <w:t>Every year, a Federal housing donation of close to $40 billion is awarded to millions earning more than $50,000 annually. The donation takes the form of tax abatements, such as the mortgage interest and property tax exemptions, and the capital gains deferral on housing sales.</w:t>
+        <w:t>Centralization, senior PBS executives told the stations, would result in better promotion of shows and would build audiences; it would also provide for faster development of new programs. But some station executives said that they wanted greater accountability for the decisions Ms. Lawson makes, and that they were uneasy about relinquishing their autonomy.</w:t>
         <w:br/>
-        <w:t>The handout to these $50,000-plus neediest comes at a time when the fair market price of rental housing in all 50 states exceeds the means of families in which two wage-earners work full time for the minimum wage, and when New York City alone has 170,000 families on the waiting list for public housing. Only the faith that America is a classless society prevents this charity to the propertied from being recognized for what it is: an indefensible class ripoff.</w:t>
+        <w:t>''The whole world is going to a marketplace economy, and we're doing just the opposite,'' said William F. Baker, the president of WNET, the major New York public station and the largest in the system.</w:t>
         <w:br/>
-        <w:t>And the myth of classlessness figures in corporate decisions that strip the workforce of its dignity and skills by killing off one industry after another, from steel to semiconductors. The assumption is that workers aren't shaped by their skills; when quality jobs disappear, workers can just do - and be - something else.</w:t>
+        <w:t>While offering qualified support for the plan, Mr. Baker said the stations should have a say in the schedule Ms. Lawson devises. Under the old system, he added, money for programs could be sought from PBS and from the Corporation for Public Broadcasting; there will be just one source for money now. ''Some of the best shows we've ever done were rejected by one and accepted by the other,'' Mr. Baker said.</w:t>
         <w:br/>
-        <w:t>Classlessness functions as the ultimate unspoken excuse for a range of inequities stretching from regressive Social Security taxes to pauperization requirements for care for the disabled, from Attorney General Dick Thornburgh's rejection of guidelines mandating prison terms for white collar criminals to the denial of proper medical care to heart disease patients lacking private insurance and wholly dependent on Medicare.</w:t>
+        <w:t>The president of PBS, Bruce Christensen, said yesterday that concerns about accountability were the chief subject of discussion at the meeting and that they would be addressed in the next few months, before a final plan was offered for ratification. But he added that ''the plan we have presented has had broad and wide and deep acceptance'' and that it would probably be ratified by the end of the year.</w:t>
         <w:br/>
-        <w:t>The Vietnam ''draft,'' the upper income ''bubble,'' tracking in the public schools, ''vocational'' education - all these episodes of state-administered injustice reflect the influence of the myth of classlessness.</w:t>
+        <w:t xml:space="preserve"> </w:t>
         <w:br/>
-        <w:t>And always that influence is masked, obscured, downplayed. Work-related accidents and illnesses kill 70,000 a year - but those people are nearly invisible. ''Most occupational risks are blue collar,'' says Peter Sandman, director of the Environmental Communication Research Program at Rutgers, ''If most risks were professional level they'd get more [media] coverage.''</w:t>
+        <w:t>'A Feeling of Turnaround'</w:t>
         <w:br/>
-        <w:t>Gov. James Florio dared to present a fresh, pertinent vision of New Jersey - a vision of a state prepared to acknowledge the realities of our class system and committed to broadening educational opportunity and narrowing the gulf separating rich and poor. The protest against his program is strongest in the richest suburbs, but it has significant working class backing. How could it be otherwise, given the huge resources that have been poured into the campaign to persuade us that we're all one, that each has access to all, that serious inequities simply don't exist?</w:t>
+        <w:t>Judy Kelly, a producer of programs about the arts for KERA, a PBS affiliate in Dallas, said: ''The feeling here is one of cautious exhilaration. There's a feeling of turnaround, that the old guard is dead.''</w:t>
         <w:br/>
-        <w:t>An immense weight of subsidized opinion has gathered on the side of social untruth, and the means available to those who try to contend against the untruth are fragile. Social wrong is accepted because substantive, as opposed to sitcom, knowledge about class has been habitually suppressed, and the key mode of suppression remains the promotion of the idea of classlessness.</w:t>
+        <w:t>But several participants in the meeting said they wondered whether the changes would produce better programs.</w:t>
         <w:br/>
-        <w:t>We shall not shake the monster in our midst until we take serious account of the idea of difference - differences between, for one more example, youngsters for whom opportunity means college and youngsters for whom opportunity can only mean the Army. The task is nothing less than that of laying bare the links between the perpetuation of the myth of social sameness and the perpetuation of social wrong. We have all too little time in which to get on with it.</w:t>
+        <w:t>Ms. Lawson said her priorities were to offer more cultural diversity to public television, to improve and expand programming for children and to increase the audience through better promotion. Competition, from cable television in particular, has forced public television to focus on what it can offer viewers that commercial television, which has to appeal to a mass audience for its profits, does not.</w:t>
+        <w:br/>
+        <w:t>Several announcements that portend what the participants described as improvements in programming were made during the meeting. John Schott, a highly regarded producer from St. Paul, was named executive director of the Independent Television Service, which is to finance several programs directly from independent producers.</w:t>
+        <w:br/>
+        <w:t>PBS may also develop a new cable network with the Discovery Channel to increase the distribution of its educational programs. And PBS is planning to offer greater coverage of the next Presidential campaign.</w:t>
+        <w:br/>
+        <w:t xml:space="preserve"> </w:t>
+        <w:br/>
+        <w:t>In Search of Viewers</w:t>
+        <w:br/>
+        <w:t>Nevertheless, serving a diverse audience may remain the most elusive goal public television has set for itself. A study of PBS programs by the City University of New York Committee for Cultural Studies, which is to be released at the conference today, underscores the point. Less than one-half of 1 percent of the shows on PBS in 1988 and 1989 were about the working class, the study reported, and most of those shows were about English workers.</w:t>
+        <w:br/>
+        <w:t>The study was paid for by Made in USA Productions, an independent production company that has been trying for more than a decade to create a public-television series about the history of the labor movement in America.</w:t>
+        <w:br/>
+        <w:t>Ms. Lawson said yesterday that she had not read the study, but that the statistics surprised her. The concerns of the working class, she said, are an important part of public television.</w:t>
+        <w:br/>
+        <w:t>But one senior public-television executive, who asked to remain unidentified, said he was not surprised by the study's findings. ''In the case of labor,'' he said, ''I think there's a fair point to be made, that public television has not done enough.''</w:t>
+        <w:br/>
+        <w:t>The PBS plan will probably be approved in the coming weeks, several executives said. Then the process of creating a national program schedule is to begin. Public television, Mr. Christensen said, has a mandate that separates it from commercial television.</w:t>
+        <w:br/>
+        <w:t>''If you value the ability to make decisions based on some other criteria than can you make a buck or return a profit,'' Mr. Christensen said, ''then that's the role public television will play.''</w:t>
         <w:br/>
         <w:br/>
         <w:t>Graphic</w:t>
@@ -87,7 +107,7 @@
         <w:br/>
         <w:t xml:space="preserve"> </w:t>
         <w:br/>
-        <w:t>Drawing</w:t>
+        <w:t>Photo: Jennifer Lawson, who will be responsible for creating and promoting a national program schedule for public television. (Ben Weaver for The New York Times)</w:t>
       </w:r>
     </w:p>
     <w:sectPr>

--- a/example_articles/occupations/Other/1.occupations_Other_New_York_Times.docx
+++ b/example_articles/occupations/Other/1.occupations_Other_New_York_Times.docx
@@ -7,7 +7,9 @@
         <w:pStyle w:val="Heading1"/>
       </w:pPr>
       <w:r>
-        <w:t>Public TV Is Seeking To Centralize Programs</w:t>
+        <w:t>FILM;</w:t>
+        <w:br/>
+        <w:t>For His New Film, Hanif Kureishi Reaches for a 'Beautiful Laundrette'</w:t>
       </w:r>
     </w:p>
     <w:p>
@@ -17,22 +19,22 @@
     </w:p>
     <w:p>
       <w:r>
-        <w:t>Date: 1990-06-21</w:t>
+        <w:t>Date: 1992-08-02</w:t>
       </w:r>
     </w:p>
     <w:p>
       <w:r>
-        <w:t>Section: Section C; Page 22, Column 5; Cultural Desk</w:t>
+        <w:t>Section: Section 2;; Section 2; Page 16; Column 3; Arts &amp; Leisure Desk; Column 3;; Biography</w:t>
       </w:r>
     </w:p>
     <w:p>
       <w:r>
-        <w:t>Source file: NYT/29.DOCX</w:t>
+        <w:t>Source file: NYT/52.DOCX</w:t>
       </w:r>
     </w:p>
     <w:p>
       <w:r>
-        <w:t>Raw occupations result, 'occupations': ['Other: workers (general, unspecified)']</w:t>
+        <w:t>Raw occupations result, 'occupations': ['Other: drug dealers', 'Other: squatters/homeless youth']</w:t>
       </w:r>
     </w:p>
     <w:p>
@@ -49,57 +51,49 @@
     </w:p>
     <w:p>
       <w:r>
-        <w:t>Public television, historically a dense tangle of competing bureaucracies, unveiled a sleek look for the 1990's during a meeting of station and programming executives this week in Dallas.</w:t>
+        <w:t>In a large house in Notting Hill a stately white mansion that has obviously seen better days -- technicians bashed a hole in the living room, trying to attach a bike to the ceiling.</w:t>
         <w:br/>
-        <w:t>Most applauded the plan, which would abolish much of the bureaucracy and place nearly all programming decisions in the hands of a chief programming executive. But some questioned whether the proposed changes presaged a true reordering of public television's priorities or were merely cosmetic.</w:t>
+        <w:t>"I wrote this scene in a pub," said Hanif Kureishi gleefully, admiring the pandemonium from the comfort of a sofa. He was clearly enjoying the trouble he had caused. The prop was for a hallucination scene in "London Kills Me," Mr. Kureishi's third screenplay and his directorial debut. The film opens in New York on Friday.</w:t>
         <w:br/>
-        <w:t>The answer rests with Jennifer Lawson, who became executive vice president for programming and promotional services at the Public Broadcasting Service in November. The newly created position made her the most powerful programming executive in the 23-year history of public television.</w:t>
+        <w:t>Half-English, half-Pakistani, Hanif Kureishi (pronounced Ha-NEEF Ku-REE-shee) is a playwright, screenwriter, novelist, essayist. He is also a provocateur who once described England as "an intolerant, racist, homophobic, narrow-minded, authoritarian rat hole."</w:t>
         <w:br/>
-        <w:t>In the past, stations have paid for programs collectively but have scheduled them independently. Under the proposed plan, which still needs to be ratified by the 330 public-television affiliates, Ms. Lawson would be responsible for creating and promoting a national program schedule.</w:t>
+        <w:t>Glamour, of a street-smart variety, surrounds Mr. Kureishi. He likes to affect the outlaw image: the fashionable ponytail, the black leather jacket, the beer in a bottle, not a glass.  Some in the film world call him the Spike Lee of England. Asked about the comparison, Mr. Kureishi shrugged. "We don't really have that much in common, except that he's a black man in a white society, and I'm a brown man in a white society, and we're both young."</w:t>
         <w:br/>
-        <w:t xml:space="preserve"> </w:t>
+        <w:t>In America, Mr. Kureishi, who is 37 years old, is probably best known for having written "My Beautiful Laundrette," a film that seemed to come out of nowhere, a splattered cinematic canvas of Asian immigrant London circa mid-Thatcher. "Laundrette" was a long shot that came in first. Along with "Chariots of Fire," it is perhaps the most emblematic of all the films that Britain produced in the 80's. "Laundrette" is the flip side of the stiff-upper-lip "Chariots," showing the story of a homosexual relationship between a young Pakistani and a white Cockney who open a swank laundromat in a London slum.</w:t>
         <w:br/>
-        <w:t>With $100 Million</w:t>
+        <w:t>"Laundrette" remains the standard for the dream product: a low-cost slice-of-life drama that found an audience all over the world. Made on a budget of $860,000, it grossed $5 million in the United States alone, which is big box office for an independent film. "Laundrette" also introduced two other talents to the American public: the director Stephen Frears, who went on to make "Dangerous Liaisons" and "The Grifters," and Daniel Day Lewis, who won the best-actor Academy Award for "My Left Foot."</w:t>
         <w:br/>
-        <w:t>She would be helped by a program committee whose 17 members include station and program executives. The plan would also place at Ms. Lawson's disposal $100 million in program funds, some of which would come from the Corporation for Public Broadcasting.</w:t>
+        <w:t>But neither of these big names is involved with "London Kills Me"; Mr. Kureishi was on his own. He gazed up at the ominous-looking hole. "What if the ceiling falls in?" he asked one of the technicians.</w:t>
         <w:br/>
-        <w:t>Centralization, senior PBS executives told the stations, would result in better promotion of shows and would build audiences; it would also provide for faster development of new programs. But some station executives said that they wanted greater accountability for the decisions Ms. Lawson makes, and that they were uneasy about relinquishing their autonomy.</w:t>
+        <w:t>"I've got a dustpan and brush downstairs, Hanif."</w:t>
         <w:br/>
-        <w:t>''The whole world is going to a marketplace economy, and we're doing just the opposite,'' said William F. Baker, the president of WNET, the major New York public station and the largest in the system.</w:t>
+        <w:t>Mr. Kureishi smiled at the joke. Orson Welles once called film making the greatest toy-train set in the world, and Mr. Kureishi was obviously relishing his new toy. Some years ago, when he was asked if he had any aspirations to direct, he replied, "No, it's too bloody difficult, too much organization. All of those people you have to be nice to. It's a strain." But here he was, on the second day of a scheduled 38-day shoot, being nice to people, organized, dealing with the strain.</w:t>
         <w:br/>
-        <w:t>While offering qualified support for the plan, Mr. Baker said the stations should have a say in the schedule Ms. Lawson devises. Under the old system, he added, money for programs could be sought from PBS and from the Corporation for Public Broadcasting; there will be just one source for money now. ''Some of the best shows we've ever done were rejected by one and accepted by the other,'' Mr. Baker said.</w:t>
+        <w:t>The cast of unknowns were mostly in their early 20's, and they treated the quiet Mr. Kureishi as a hip, friendly teacher, or maybe an older brother. He doesn't look like a film director; short and compactly built, he has long black hair and gentle, soft black eyes. His face is angelic, but he is slow to smile and slower to laugh, often affecting the kind of puzzled expression and crooked grin one sees in pouting children and hurt dogs.</w:t>
         <w:br/>
-        <w:t>The president of PBS, Bruce Christensen, said yesterday that concerns about accountability were the chief subject of discussion at the meeting and that they would be addressed in the next few months, before a final plan was offered for ratification. But he added that ''the plan we have presented has had broad and wide and deep acceptance'' and that it would probably be ratified by the end of the year.</w:t>
+        <w:t>Not everything Mr. Kureishi has written, ranging from stage plays and screenplays to essays, stories and a novel, has been a striking success, but the title of his new film is certainly ironic in light of his own career. London hasn't killed Mr. Kureishi at all -- it has practically fallen at his feet. After the critical and commercial success of "Laundrette" (which earned him an Oscar nomination for best original screenplay), he was given an artistic blank check for his next film, "Sammy and Rosie Get Laid" (1987), which explored conservatism's collision with sexual liberation.</w:t>
         <w:br/>
-        <w:t xml:space="preserve"> </w:t>
+        <w:t>Although the movie was a commercial and critical failure, it further established Mr. Kureishi as a writer of vision. He has consistently challenged the Merchant Ivory-Masterpiece Theater view of England as a country of white people with good accents eating strawberries, playing cricket and going fox hunting. Mr. Kureishi's England is a land of immigrants, gays, punks, drug dealers and race riots. His novel, "The Buddha of Suburbia," depicts an England unsure of how to assimilate its immigrants -- and immigrants unsure whether they want to be assimilated. The book has been translated into 23 languages.</w:t>
         <w:br/>
-        <w:t>'A Feeling of Turnaround'</w:t>
+        <w:t>"London Kills Me," unlike Mr. Kureishi's other screenplays, doesn't feature race as an issue; the film is about a young white street urchin called Clint Eastwood who meets up with a gang of white drug dealers and moves into a squat, or house, with them in Notting Hill. Clint wants to go straight but needs a pair of shoes to get a job. "About two years ago, I met this guy in Notting Hill who didn't have a pair of shoes," Mr. Kureishi explained. "He'd stolen a pair from someone in his squat, but they'd found out, so he had to give them back. It seemed sort of funny and pathetic to me -- that all he needed was a pair of shoes."</w:t>
         <w:br/>
-        <w:t>Judy Kelly, a producer of programs about the arts for KERA, a PBS affiliate in Dallas, said: ''The feeling here is one of cautious exhilaration. There's a feeling of turnaround, that the old guard is dead.''</w:t>
+        <w:t>But the film is not about footware. "Drugs are high-risk capitalism," the director said, speaking the kind of lines he is apt to give his characters. "Ecstasy was the ultimate Thatcherite drug, because you could get blissed out on the weekend and still go to work Monday morning. Not like LSD. The kids around Portobello Road are into the 60's scene without the politics, just the culture. It's all about hedonism. The squatting scene is massive. So it was those two themes -- of young homelessness and drugs -- that came together in the film."</w:t>
         <w:br/>
-        <w:t>But several participants in the meeting said they wondered whether the changes would produce better programs.</w:t>
+        <w:t>The house the producers found is a former meditation center about to undergo complete renovation. "London Kills Me" turned it into a cinematic squat, with unintelligible graffiti spray-painted on the walls, mirrors smashed, the carpets trashed. Budgeted at $3 million, the production is clearly on the low end of the scale.</w:t>
         <w:br/>
-        <w:t>Ms. Lawson said her priorities were to offer more cultural diversity to public television, to improve and expand programming for children and to increase the audience through better promotion. Competition, from cable television in particular, has forced public television to focus on what it can offer viewers that commercial television, which has to appeal to a mass audience for its profits, does not.</w:t>
+        <w:t>"People will probably say the film is arrogant," Mr. Kureishi said. What do critics say about him? "His eagerness to shock is almost endearing," wrote James Wolcott in Vanity Fair. "Kureishi is a bourgeois-basher afraid of being branded bourgeois."</w:t>
         <w:br/>
-        <w:t>Several announcements that portend what the participants described as improvements in programming were made during the meeting. John Schott, a highly regarded producer from St. Paul, was named executive director of the Independent Television Service, which is to finance several programs directly from independent producers.</w:t>
+        <w:t>Mr. Kureishi, whose novel won the Whitbread Prize for the best British fiction debut of 1990, has been praised by his friend Salman Rushdie, but, like Mr. Rushdie, he is not the most admired writer in the British Asian community. The loudest critics of "My Beautiful Laundrette" were Asians. In New York, members of the Pakistani Action Committee, angry about the film's depiction of their fellow nationals, picketed its release, waving placards with such slogans as " 'My Beautiful Laundrette' is the creation of a sick and perverted mind."</w:t>
         <w:br/>
-        <w:t>PBS may also develop a new cable network with the Discovery Channel to increase the distribution of its educational programs. And PBS is planning to offer greater coverage of the next Presidential campaign.</w:t>
+        <w:t>Although Muslim characters are written about sympathetically in his novel, Mr. Kureishi said that he was brought up as an atheist. Born in 1954 to a working-class English mother and a middle-class Pakistani journalist, he grew up in the south London middle-class suburb of Bromley. "I was brought up really as an English child," he said. "My father was very Westernized -- he wasn't a practicing Muslim, for example, didn't believe in arranged marriages or practices that would have conflicted with what was around us. I wasn't influenced by Asian culture at all."</w:t>
         <w:br/>
-        <w:t xml:space="preserve"> </w:t>
+        <w:t>There were few Asians in the Bromley area then. "It was a very worrying time," said Mr. Kureishi's father, Rafiushan, in an interview during the shooting of "London Kills Me." (Rafiushan Kureishi died last January.) "The English nature is to not say anything openly, but to keep it under. But people became outspoken about race -- they gave you a hassle when you went out." The senior Kureishi, perhaps his son's greatest champion, remembered the young Hanif as being "very difficult and extremely rude at times. He could be very arrogant."</w:t>
         <w:br/>
-        <w:t>In Search of Viewers</w:t>
+        <w:t>Having come of age in the late 60's, the director has put that era's anti-authoritarian sensibility into much of his work. The land squatters in "Sammy and Rosie" could be living in a 60's commune. Characters speak as if they're in a psychedelic Roger Corman film ("This stuff will chill you, man. Just tip it on your tongue . . . .") And the drug dealers in "London Kills Me" could have been Ken Kesey's Merry Pranksters hot off the bus.</w:t>
         <w:br/>
-        <w:t>Nevertheless, serving a diverse audience may remain the most elusive goal public television has set for itself. A study of PBS programs by the City University of New York Committee for Cultural Studies, which is to be released at the conference today, underscores the point. Less than one-half of 1 percent of the shows on PBS in 1988 and 1989 were about the working class, the study reported, and most of those shows were about English workers.</w:t>
+        <w:t>Of his new film, Mr. Kureishi said, "There'll be a lot of people who'll be expecting something which is much bigger and more complicated, I suppose, more ambitious."</w:t>
         <w:br/>
-        <w:t>The study was paid for by Made in USA Productions, an independent production company that has been trying for more than a decade to create a public-television series about the history of the labor movement in America.</w:t>
-        <w:br/>
-        <w:t>Ms. Lawson said yesterday that she had not read the study, but that the statistics surprised her. The concerns of the working class, she said, are an important part of public television.</w:t>
-        <w:br/>
-        <w:t>But one senior public-television executive, who asked to remain unidentified, said he was not surprised by the study's findings. ''In the case of labor,'' he said, ''I think there's a fair point to be made, that public television has not done enough.''</w:t>
-        <w:br/>
-        <w:t>The PBS plan will probably be approved in the coming weeks, several executives said. Then the process of creating a national program schedule is to begin. Public television, Mr. Christensen said, has a mandate that separates it from commercial television.</w:t>
-        <w:br/>
-        <w:t>''If you value the ability to make decisions based on some other criteria than can you make a buck or return a profit,'' Mr. Christensen said, ''then that's the role public television will play.''</w:t>
+        <w:t>Faltering ambition has never been a problem with Mr. Kureishi. These days, however, following his father's death and a bout with back problems, he has decided to travel and take it easy for a while. Although he has no new projects planned, he has written a four-hour television adaptation of "The Buddha of Suburbia," which the BBC plans to film in September. This time, though, he is content to let someone else direct.</w:t>
         <w:br/>
         <w:br/>
         <w:t>Graphic</w:t>
@@ -107,7 +101,7 @@
         <w:br/>
         <w:t xml:space="preserve"> </w:t>
         <w:br/>
-        <w:t>Photo: Jennifer Lawson, who will be responsible for creating and promoting a national program schedule for public television. (Ben Weaver for The New York Times)</w:t>
+        <w:t>Photos: Emer McCourt, left, and Steven Mackintosh in "London Kills Me"--The themes of drugs and homeless young people come together. Hanif Kureishi during the filming of "London Kills Me." (Photographs by New Line Cinema)</w:t>
       </w:r>
     </w:p>
     <w:sectPr>

--- a/example_articles/occupations/Other/1.occupations_Other_New_York_Times.docx
+++ b/example_articles/occupations/Other/1.occupations_Other_New_York_Times.docx
@@ -7,9 +7,7 @@
         <w:pStyle w:val="Heading1"/>
       </w:pPr>
       <w:r>
-        <w:t>FILM;</w:t>
-        <w:br/>
-        <w:t>For His New Film, Hanif Kureishi Reaches for a 'Beautiful Laundrette'</w:t>
+        <w:t>What's On Monday</w:t>
       </w:r>
     </w:p>
     <w:p>
@@ -19,22 +17,22 @@
     </w:p>
     <w:p>
       <w:r>
-        <w:t>Date: 1992-08-02</w:t>
+        <w:t>Date: 2020-03-16</w:t>
       </w:r>
     </w:p>
     <w:p>
       <w:r>
-        <w:t>Section: Section 2;; Section 2; Page 16; Column 3; Arts &amp; Leisure Desk; Column 3;; Biography</w:t>
+        <w:t>Section: Section C; Column 0; The Arts/Cultural Desk; Pg. 6</w:t>
       </w:r>
     </w:p>
     <w:p>
       <w:r>
-        <w:t>Source file: NYT/52.DOCX</w:t>
+        <w:t>Source file: NYT/10.DOCX</w:t>
       </w:r>
     </w:p>
     <w:p>
       <w:r>
-        <w:t>Raw occupations result, 'occupations': ['Other: drug dealers', 'Other: squatters/homeless youth']</w:t>
+        <w:t>Raw occupations result, 'occupations': ['Other: NA (described only as a working-class couple; specific occupations not given)']</w:t>
       </w:r>
     </w:p>
     <w:p>
@@ -51,49 +49,22 @@
     </w:p>
     <w:p>
       <w:r>
-        <w:t>In a large house in Notting Hill a stately white mansion that has obviously seen better days -- technicians bashed a hole in the living room, trying to attach a bike to the ceiling.</w:t>
+        <w:t>The six-part adaptation of Philip Roth's 2004 novel debuts on HBO. And the series based on Elena Ferrante's Neapolitan novels returns for Season 2.</w:t>
         <w:br/>
-        <w:t>"I wrote this scene in a pub," said Hanif Kureishi gleefully, admiring the pandemonium from the comfort of a sofa. He was clearly enjoying the trouble he had caused. The prop was for a hallucination scene in "London Kills Me," Mr. Kureishi's third screenplay and his directorial debut. The film opens in New York on Friday.</w:t>
+        <w:t xml:space="preserve">What's on TV </w:t>
         <w:br/>
-        <w:t>Half-English, half-Pakistani, Hanif Kureishi (pronounced Ha-NEEF Ku-REE-shee) is a playwright, screenwriter, novelist, essayist. He is also a provocateur who once described England as "an intolerant, racist, homophobic, narrow-minded, authoritarian rat hole."</w:t>
+        <w:t xml:space="preserve">  THE PLOT AGAINST AMERICA 9 p.m. on HBO. Ed Burns and David Simon's six-part adaptation of Philip Roth's 2004 novel conjures an alternative history of the 1940s in which the United States takes a dark path under the sway of a popular demagogue. In the premiere episode, the tension is already beginning to build. Charles Lindbergh, a hero to many for his solo trans-Atlantic flight in 1927, foments anti-Semitic sentiment as he campaigns to prevent the United States from declaring war on Nazi Germany. Herman (Morgan Spector) and Elizabeth (Zoe Kazan), a working class couple Jewish couple in New Jersey, try to shield sons their sons Sandy and Phillip from the growing unrest while also wrangling with more mundane family issues. </w:t>
         <w:br/>
-        <w:t>Glamour, of a street-smart variety, surrounds Mr. Kureishi. He likes to affect the outlaw image: the fashionable ponytail, the black leather jacket, the beer in a bottle, not a glass.  Some in the film world call him the Spike Lee of England. Asked about the comparison, Mr. Kureishi shrugged. "We don't really have that much in common, except that he's a black man in a white society, and I'm a brown man in a white society, and we're both young."</w:t>
+        <w:t xml:space="preserve">  MY BRILLIANT FRIEND 10 p.m. on HBO. Spurred by the reported disappearance of the mercurial Lila, an aging Elena began to share the story of their transformative friendship at the beginning of the first season of this ongoing adaptation of Elena Ferrante's Neapolitan novels. The two met as girls in a poor neighborhood in 1950s Naples. Both were promising students but only Elena was able to pursue her education. Despite her talent and spirit, Lila was left behind to ply her father's trade and eventually accept the marriage proposal of a suitor. In the second season, based on Ferrante's ''The Story of a New Name,'' the ambivalent but deep connection between the women continues to develop as Elena's academic success takes her further from her community and Lila's troubled relationship crumbles.</w:t>
         <w:br/>
-        <w:t>In America, Mr. Kureishi, who is 37 years old, is probably best known for having written "My Beautiful Laundrette," a film that seemed to come out of nowhere, a splattered cinematic canvas of Asian immigrant London circa mid-Thatcher. "Laundrette" was a long shot that came in first. Along with "Chariots of Fire," it is perhaps the most emblematic of all the films that Britain produced in the 80's. "Laundrette" is the flip side of the stiff-upper-lip "Chariots," showing the story of a homosexual relationship between a young Pakistani and a white Cockney who open a swank laundromat in a London slum.</w:t>
+        <w:t xml:space="preserve">  What's Streaming</w:t>
         <w:br/>
-        <w:t>"Laundrette" remains the standard for the dream product: a low-cost slice-of-life drama that found an audience all over the world. Made on a budget of $860,000, it grossed $5 million in the United States alone, which is big box office for an independent film. "Laundrette" also introduced two other talents to the American public: the director Stephen Frears, who went on to make "Dangerous Liaisons" and "The Grifters," and Daniel Day Lewis, who won the best-actor Academy Award for "My Left Foot."</w:t>
+        <w:t xml:space="preserve">  THE LADY FROM SHANGHAI (1948) Stream on the Criterion Channel; rent on Amazon, Google Play, iTunes, Vudu and YouTube. This film noir by Orson Welles includes just about everything one might expect: stylized black and white photography, an alluring but destructive femme fatale figure, and a plot rife with misdirection and sudden bursts of revelation. Welles stars as Michael, a sailor conscripted into a yacht trip from New York to San Francisco by Arthur, a wealthy lawyer, and his wife, Elsa (Rita Hayworth). Michael hopes to win Elsa's affection, and is drawn into a scheme to help fake the death of Arthur's partner George. But the deal Michael makes is not what it initially appears. In the hands of Welles, a master filmmaker, these conventional elements are used to explore identity, truth and desire.</w:t>
         <w:br/>
-        <w:t>But neither of these big names is involved with "London Kills Me"; Mr. Kureishi was on his own. He gazed up at the ominous-looking hole. "What if the ceiling falls in?" he asked one of the technicians.</w:t>
+        <w:t xml:space="preserve">  THE RETURN (2003) Stream on Acorn TV. Julie Walters plays Lizzie, a recovering alcoholic who is released from prison after serving a 10-year sentence for killing her husband in a drunken haze. As she readjusts to life on the outside, Lizzie's memory of that event begins to return and she realizes that she may not have been her partner's murderer. There's an investigation, plot twists and salacious details aplenty but this film focuses on its imperfect main character's struggle to reconcile herself with a past that she largely wasn't really present for.</w:t>
         <w:br/>
-        <w:t>"I've got a dustpan and brush downstairs, Hanif."</w:t>
         <w:br/>
-        <w:t>Mr. Kureishi smiled at the joke. Orson Welles once called film making the greatest toy-train set in the world, and Mr. Kureishi was obviously relishing his new toy. Some years ago, when he was asked if he had any aspirations to direct, he replied, "No, it's too bloody difficult, too much organization. All of those people you have to be nice to. It's a strain." But here he was, on the second day of a scheduled 38-day shoot, being nice to people, organized, dealing with the strain.</w:t>
-        <w:br/>
-        <w:t>The cast of unknowns were mostly in their early 20's, and they treated the quiet Mr. Kureishi as a hip, friendly teacher, or maybe an older brother. He doesn't look like a film director; short and compactly built, he has long black hair and gentle, soft black eyes. His face is angelic, but he is slow to smile and slower to laugh, often affecting the kind of puzzled expression and crooked grin one sees in pouting children and hurt dogs.</w:t>
-        <w:br/>
-        <w:t>Not everything Mr. Kureishi has written, ranging from stage plays and screenplays to essays, stories and a novel, has been a striking success, but the title of his new film is certainly ironic in light of his own career. London hasn't killed Mr. Kureishi at all -- it has practically fallen at his feet. After the critical and commercial success of "Laundrette" (which earned him an Oscar nomination for best original screenplay), he was given an artistic blank check for his next film, "Sammy and Rosie Get Laid" (1987), which explored conservatism's collision with sexual liberation.</w:t>
-        <w:br/>
-        <w:t>Although the movie was a commercial and critical failure, it further established Mr. Kureishi as a writer of vision. He has consistently challenged the Merchant Ivory-Masterpiece Theater view of England as a country of white people with good accents eating strawberries, playing cricket and going fox hunting. Mr. Kureishi's England is a land of immigrants, gays, punks, drug dealers and race riots. His novel, "The Buddha of Suburbia," depicts an England unsure of how to assimilate its immigrants -- and immigrants unsure whether they want to be assimilated. The book has been translated into 23 languages.</w:t>
-        <w:br/>
-        <w:t>"London Kills Me," unlike Mr. Kureishi's other screenplays, doesn't feature race as an issue; the film is about a young white street urchin called Clint Eastwood who meets up with a gang of white drug dealers and moves into a squat, or house, with them in Notting Hill. Clint wants to go straight but needs a pair of shoes to get a job. "About two years ago, I met this guy in Notting Hill who didn't have a pair of shoes," Mr. Kureishi explained. "He'd stolen a pair from someone in his squat, but they'd found out, so he had to give them back. It seemed sort of funny and pathetic to me -- that all he needed was a pair of shoes."</w:t>
-        <w:br/>
-        <w:t>But the film is not about footware. "Drugs are high-risk capitalism," the director said, speaking the kind of lines he is apt to give his characters. "Ecstasy was the ultimate Thatcherite drug, because you could get blissed out on the weekend and still go to work Monday morning. Not like LSD. The kids around Portobello Road are into the 60's scene without the politics, just the culture. It's all about hedonism. The squatting scene is massive. So it was those two themes -- of young homelessness and drugs -- that came together in the film."</w:t>
-        <w:br/>
-        <w:t>The house the producers found is a former meditation center about to undergo complete renovation. "London Kills Me" turned it into a cinematic squat, with unintelligible graffiti spray-painted on the walls, mirrors smashed, the carpets trashed. Budgeted at $3 million, the production is clearly on the low end of the scale.</w:t>
-        <w:br/>
-        <w:t>"People will probably say the film is arrogant," Mr. Kureishi said. What do critics say about him? "His eagerness to shock is almost endearing," wrote James Wolcott in Vanity Fair. "Kureishi is a bourgeois-basher afraid of being branded bourgeois."</w:t>
-        <w:br/>
-        <w:t>Mr. Kureishi, whose novel won the Whitbread Prize for the best British fiction debut of 1990, has been praised by his friend Salman Rushdie, but, like Mr. Rushdie, he is not the most admired writer in the British Asian community. The loudest critics of "My Beautiful Laundrette" were Asians. In New York, members of the Pakistani Action Committee, angry about the film's depiction of their fellow nationals, picketed its release, waving placards with such slogans as " 'My Beautiful Laundrette' is the creation of a sick and perverted mind."</w:t>
-        <w:br/>
-        <w:t>Although Muslim characters are written about sympathetically in his novel, Mr. Kureishi said that he was brought up as an atheist. Born in 1954 to a working-class English mother and a middle-class Pakistani journalist, he grew up in the south London middle-class suburb of Bromley. "I was brought up really as an English child," he said. "My father was very Westernized -- he wasn't a practicing Muslim, for example, didn't believe in arranged marriages or practices that would have conflicted with what was around us. I wasn't influenced by Asian culture at all."</w:t>
-        <w:br/>
-        <w:t>There were few Asians in the Bromley area then. "It was a very worrying time," said Mr. Kureishi's father, Rafiushan, in an interview during the shooting of "London Kills Me." (Rafiushan Kureishi died last January.) "The English nature is to not say anything openly, but to keep it under. But people became outspoken about race -- they gave you a hassle when you went out." The senior Kureishi, perhaps his son's greatest champion, remembered the young Hanif as being "very difficult and extremely rude at times. He could be very arrogant."</w:t>
-        <w:br/>
-        <w:t>Having come of age in the late 60's, the director has put that era's anti-authoritarian sensibility into much of his work. The land squatters in "Sammy and Rosie" could be living in a 60's commune. Characters speak as if they're in a psychedelic Roger Corman film ("This stuff will chill you, man. Just tip it on your tongue . . . .") And the drug dealers in "London Kills Me" could have been Ken Kesey's Merry Pranksters hot off the bus.</w:t>
-        <w:br/>
-        <w:t>Of his new film, Mr. Kureishi said, "There'll be a lot of people who'll be expecting something which is much bigger and more complicated, I suppose, more ambitious."</w:t>
-        <w:br/>
-        <w:t>Faltering ambition has never been a problem with Mr. Kureishi. These days, however, following his father's death and a bout with back problems, he has decided to travel and take it easy for a while. Although he has no new projects planned, he has written a four-hour television adaptation of "The Buddha of Suburbia," which the BBC plans to film in September. This time, though, he is content to let someone else direct.</w:t>
+        <w:t>https://www.nytimes.com/2020/03/16/arts/television/whats-on-tv-monday-the-plot-against-america-and-my-brilliant-friend.html</w:t>
         <w:br/>
         <w:br/>
         <w:t>Graphic</w:t>
@@ -101,7 +72,11 @@
         <w:br/>
         <w:t xml:space="preserve"> </w:t>
         <w:br/>
-        <w:t>Photos: Emer McCourt, left, and Steven Mackintosh in "London Kills Me"--The themes of drugs and homeless young people come together. Hanif Kureishi during the filming of "London Kills Me." (Photographs by New Line Cinema)</w:t>
+        <w:t>PHOTOS: Foreground, Morgan Spector and Zoe Kazan.</w:t>
+        <w:br/>
+        <w:t>Gaia Girace, left, and Margherita Mazzucco. (PHOTOGRAPHS BY HBO)</w:t>
+        <w:br/>
+        <w:t xml:space="preserve"> Rita Hayworth and Orson Welles. (PHOTOGRAPH BY CRITERION COLLECTION)</w:t>
       </w:r>
     </w:p>
     <w:sectPr>
